--- a/javoblar/042.docx
+++ b/javoblar/042.docx
@@ -242,7 +242,7 @@
         <w:jc w:val="both"/>
       </w:pPr>
       <w:r>
-        <w:t xml:space="preserve">Maxsus profilaktika sifatida vabo, gepatit A va rotavirusga qarshi vaksinalar mavjud, biroq ular qo'shimcha, sanitariya choralarini to'ldiruvchi vosita hisoblanadi [2]. Epidemik mavsum oldidan profilaktik tadbirlar majmuasi — suv manbalarini tekshirish, bozorlar va umumiy ovqatlanish shoxobchalarida nazoratni kuchaytirish, pashshaga qarshi dezinseksiya va aholi o'rtasida sanitariya-targ'ibot ishlari — oldindan rejalashtiriladi. Tadbirlar epidemiologik tashxis asosida tuziladi va ularning samaradorligi kasallanishning pasayishi orqali baholanadi. Rejalashtirishda sektorlararo hamkorlik (suv ta'minoti, kommunal xizmat, veterinariya) muhim o'rin tutadi, chunki ichak infeksiyalariga qarshi kurash faqat tibbiy sohaning kuchi bilan hal bo'lmaydi.</w:t>
+        <w:t xml:space="preserve">Maxsus profilaktika sifatida vabo, gepatit A va rotavirusga qarshi vaksinalar mavjud, biroq ko'pchilik ichak infeksiyalarida maxsus profilaktika yetakchi emas va u sanitariya choralarini to'ldiruvchi qo'shimcha vosita hisoblanadi [2]. Epidemik mavsum oldidan profilaktik tadbirlar majmuasi — suv manbalarini tekshirish, bozorlar va umumiy ovqatlanish shoxobchalarida nazoratni kuchaytirish, pashshaga qarshi dezinseksiya va aholi o'rtasida sanitariya-targ'ibot ishlari — oldindan rejalashtiriladi. Tadbirlar epidemiologik tashxis asosida tuziladi va ularning samaradorligi kasallanishning pasayishi orqali baholanadi. Rejalashtirishda sektorlararo hamkorlik (suv ta'minoti, kommunal xizmat, veterinariya) muhim o'rin tutadi, chunki ichak infeksiyalariga qarshi kurash faqat tibbiy sohaning kuchi bilan hal bo'lmaydi.</w:t>
       </w:r>
     </w:p>
     <w:p>

--- a/javoblar/042.docx
+++ b/javoblar/042.docx
@@ -35,7 +35,7 @@
         <w:jc w:val="both"/>
       </w:pPr>
       <w:r>
-        <w:t xml:space="preserve">Ichak infeksiyalari qo'zg'atuvchilari — patogen enterobakteriyalar (salmonellalar, shigellalar, ich terlama tayoqchasi), shartli-patogen bakteriyalar va viruslar (rotavirus, gepatit A virusi) dir [1]. Infeksiya manbai antroponozlarda odam (kasal yoki tashuvchi), zoonoz salmonellyozda esa hayvonlar (parranda, qoramol) bo'ladi. Ich terlamada tashuvchilik (surunkali bakteriotashuvchilik) alohida epidemiologik ahamiyatga ega, chunki tashuvchilar klinik belgisiz qo'zg'atuvchi ajratib, infeksiyani tarqatadi va manbani nazorat qilishni qiyinlashtiradi [1]. Shu bois ich terlamani o'tkazgan shaxslar sog'aygandan keyin ham ma'lum muddat kuzatuvda bo'ladi va bakteriologik tekshiruvdan o'tkaziladi; dekretlangan ishlarda band bo'lganlar tashuvchilik aniqlanganda ishdan chetlatiladi.</w:t>
+        <w:t xml:space="preserve">Ichak infeksiyalari qo'zg'atuvchilari — patogen enterobakteriyalar (salmonellalar, shigellalar, ich terlama tayoqchasi), shartli-patogen bakteriyalar va viruslar (rotavirus, gepatit A virusi) dir [1]. Infeksiya manbai antroponozlarda odam (kasal odam yoki qo'zg'atuvchi tashuvchi), zoonoz salmonellyozda esa hayvonlar (parranda, qoramol, tuxum mahsulotlari) bo'ladi. Ich terlamada tashuvchilik (surunkali bakteriotashuvchilik) alohida epidemiologik ahamiyatga ega, chunki tashuvchilar klinik belgisiz qo'zg'atuvchi ajratib, infeksiyani tarqatadi va manbani nazorat qilishni qiyinlashtiradi [1]. Shu bois ich terlamani o'tkazgan shaxslar sog'aygandan keyin ham ma'lum muddat kuzatuvda bo'ladi va bakteriologik tekshiruvdan o'tkaziladi; dekretlangan ishlarda band bo'lganlar tashuvchilik aniqlanganda ishdan chetlatiladi.</w:t>
       </w:r>
     </w:p>
     <w:p>

--- a/javoblar/042.docx
+++ b/javoblar/042.docx
@@ -8,7 +8,7 @@
         <w:spacing w:after="200"/>
       </w:pPr>
       <w:r>
-        <w:t xml:space="preserve">42. Yuqumli ichak kasalliklarning epidemiologiyasi va epidemik nazorati. Epidemiyaga qarshi chora-tadbirlarni rejalashtirish</w:t>
+        <w:t xml:space="preserve">42. Epidemik jarayon, epidemik o'choq, uning chegarasi va davomiyligi, epidemiologik tashxis kabi so'zlarning mohiyati</w:t>
       </w:r>
     </w:p>
     <w:p>
@@ -17,7 +17,7 @@
         <w:jc w:val="both"/>
       </w:pPr>
       <w:r>
-        <w:t xml:space="preserve">Yuqumli ichak kasalliklari — o'tkir ichak infeksiyalari (OIK) guruhi bo'lib, ularga ich terlama, paratiflar, dizenteriya (shigellyoz), salmonellyoz, vabo, virusli gepatit A va rotavirus infeksiyasi kiradi. O'zbekistonda bu kasalliklarga qarshi kurash SSV ning 2015-yil 25-martdagi 122-sonli buyrug'i bilan tartibga solingan bo'lib, u respublika aholisi o'rtasida ich terlama, paratif, salmonellyoz va o'tkir ichak kasalliklariga qarshi chora-tadbirlarni belgilaydi [1]. Bu kasalliklar yagona fekal-oral mexanizm orqali yuqadi va issiq iqlimli mintaqalarda, sanitariya sharoiti past hududlarda keng tarqalgan [2]. Ularning umumiy xususiyati — qo'zg'atuvchining tashqi muhit (suv, oziq-ovqat) orqali tarqalishi bo'lib, bu profilaktikada sanitariya choralarini birinchi o'ringa qo'yadi.</w:t>
+        <w:t xml:space="preserve">Epidemiologiya fanining asosiy tushunchalari — epidemik jarayon, epidemik o'choq va epidemiologik tashxis — amaliy epidemiyaga qarshi ishning nazariy poydevorini tashkil etadi. Bu atamalarning mohiyatini aniq tushunish vrach-epidemiolog uchun zarur, chunki ularga asoslangan holda o'choq chegaralari belgilanadi, kuzatuv muddatlari aniqlanadi va tadbirlar rejalashtiriladi. Ushbu tushunchalar o'zaro bog'liq bo'lib, epidemik jarayonni boshqarishning yagona mantiqiy tizimini tashkil qiladi va epidemiologik atamashunoslikning poydevorini yaratadi [1].</w:t>
       </w:r>
     </w:p>
     <w:p>
@@ -26,7 +26,7 @@
         <w:spacing w:after="80" w:before="160"/>
       </w:pPr>
       <w:r>
-        <w:t xml:space="preserve">Etiologiya va manba</w:t>
+        <w:t xml:space="preserve">Epidemik jarayon</w:t>
       </w:r>
     </w:p>
     <w:p>
@@ -35,7 +35,7 @@
         <w:jc w:val="both"/>
       </w:pPr>
       <w:r>
-        <w:t xml:space="preserve">Ichak infeksiyalari qo'zg'atuvchilari — patogen enterobakteriyalar (salmonellalar, shigellalar, ich terlama tayoqchasi), shartli-patogen bakteriyalar va viruslar (rotavirus, gepatit A virusi) dir [1]. Infeksiya manbai antroponozlarda odam (kasal odam yoki qo'zg'atuvchi tashuvchi), zoonoz salmonellyozda esa hayvonlar (parranda, qoramol, tuxum mahsulotlari) bo'ladi. Ich terlamada tashuvchilik (surunkali bakteriotashuvchilik) alohida epidemiologik ahamiyatga ega, chunki tashuvchilar klinik belgisiz qo'zg'atuvchi ajratib, infeksiyani tarqatadi va manbani nazorat qilishni qiyinlashtiradi [1]. Shu bois ich terlamani o'tkazgan shaxslar sog'aygandan keyin ham ma'lum muddat kuzatuvda bo'ladi va bakteriologik tekshiruvdan o'tkaziladi; dekretlangan ishlarda band bo'lganlar tashuvchilik aniqlanganda ishdan chetlatiladi.</w:t>
+        <w:t xml:space="preserve">Epidemik jarayon — aholi orasida yuqumli kasalliklarning uzluksiz paydo bo'lishi va tarqalishi jarayonidir. U uchta zaruriy bo'g'inning — infeksiya manbai, qo'zg'atuvchining yuqish mexanizmi va qabul qiluvchan organizmning birgalikda mavjud bo'lishida yuzaga keladi; bo'g'inlardan biri uzilsa, jarayon to'xtaydi [1]. Epidemik jarayonga ijtimoiy (aholi zichligi, migratsiya, suv ta'minoti, sanitariya holati) va tabiiy (iqlim, mavsumiylik, tashuvchilar) omillar kuchli ta'sir ko'rsatadi. Zamonaviy tushunchada epidemik jarayon dinamik, o'z-o'zini boshqaruvchi tizim sifatida qaraladi, bunda qo'zg'atuvchi populyatsiyasining o'zgaruvchanligi va aholi immun tuzilmasi o'zaro ta'sirda bo'lib, epidemiyalarning davriy ko'tarilishi va pasayishini belgilaydi. Epidemik jarayonning jadalligi turli darajalarda namoyon bo'ladi: sporadik kasallanish (yakka holatlar), epidemiya (odatdagidan yuqori ko'tarilish) va pandemiya (bir necha mamlakat yoki qit'ani qamrab olgan keng tarqalish). Bu darajalarni farqlash epidemik vaziyatni to'g'ri baholash uchun zarur.</w:t>
       </w:r>
     </w:p>
     <w:p>
@@ -44,7 +44,7 @@
         <w:spacing w:after="80" w:before="160"/>
       </w:pPr>
       <w:r>
-        <w:t xml:space="preserve">Yuqish mexanizmi va yo'llari</w:t>
+        <w:t xml:space="preserve">Epidemik o'choq</w:t>
       </w:r>
     </w:p>
     <w:p>
@@ -53,7 +53,106 @@
         <w:jc w:val="both"/>
       </w:pPr>
       <w:r>
-        <w:t xml:space="preserve">Ichak infeksiyalarida yagona fekal-oral mexanizm uch yo'l orqali amalga oshadi:</w:t>
+        <w:t xml:space="preserve">Epidemik o'choq — infeksiya manbai joylashgan va u atrofga qo'zg'atuvchi tarqatishi mumkin bo'lgan, ya'ni yangi kasallanish yuzaga kelishi ehtimoli bo'lgan hudud yoki joydir. O'choq — epidemik jarayonning amaldagi, lokalizatsiyalangan ko'rinishi bo'lib, aynan epidemiyaga qarshi amaliy ishning asosiy obyekti hisoblanadi. O'choqqa infeksiya manbai (kasal odam yoki qo'zg'atuvchi tashuvchi), u bilan muloqotda bo'lgan shaxslar, zararlanishi mumkin bo'lgan obyektlar (suv, oziq-ovqat, buyumlar) va atrof-muhit kiradi. Har bir o'choq epidemiologik tekshirilib, unda zarur tadbirlar (bemorni ajratish, dezinfeksiya, muloqotdagilarni kuzatish) amalga oshiriladi [1]. O'choqlar ko'lamiga ko'ra yakka (bir bemor) yoki ko'p holatli (bir necha bemor) bo'lishi, kelib chiqishiga ko'ra esa oilaviy, muassasadagi (bog'cha, maktab, shifoxona) yoki hududiy bo'lishi mumkin. O'choqni o'z vaqtida aniqlash va lokalizatsiya qilish — ya'ni uning kengayishiga yo'l qo'ymaslik — epidemiyaga qarshi ishning birlamchi vazifasidir.</w:t>
+      </w:r>
+    </w:p>
+    <w:p>
+      <w:pPr>
+        <w:pStyle w:val="Heading2"/>
+        <w:spacing w:after="80" w:before="160"/>
+      </w:pPr>
+      <w:r>
+        <w:t xml:space="preserve">O'choqning chegarasi</w:t>
+      </w:r>
+    </w:p>
+    <w:p>
+      <w:pPr>
+        <w:spacing w:after="120"/>
+        <w:jc w:val="both"/>
+      </w:pPr>
+      <w:r>
+        <w:t xml:space="preserve">Epidemik o'choqning chegarasi — qo'zg'atuvchi tarqalishi va yangi kasallanish yuzaga kelishi mumkin bo'lgan hududning doirasidir. Chegara kasallikning yuqish mexanizmiga bog'liq holda belgilanadi: ichak infeksiyalarida o'choq chegarasi umumiy suv manbai yoki oziq-ovqat bilan bog'langan doirani, havo-tomchi infeksiyalarida bemor bilan bir xonada yoki yaqin muloqotda bo'lganlarni, transmissiv kasalliklarda esa tashuvchi hasharotning tarqalish doirasini qamrab oladi. O'choq chegarasini to'g'ri belgilash muloqotda bo'lganlar doirasini va tadbirlar ko'lamini aniqlash uchun zarur; chegara noto'g'ri belgilansa, ayrim zararlangan shaxslar kuzatuvdan tashqarida qolib, infeksiya yanada tarqalishiga olib keladi, aksincha, chegara haddan tashqari keng belgilansa, resurslar behuda sarflanadi [1]. Shu bois o'choq chegarasini belgilash epidemiologik tekshiruv va to'g'ri epidemiologik tashxisga asoslanadi.</w:t>
+      </w:r>
+    </w:p>
+    <w:p>
+      <w:pPr>
+        <w:pStyle w:val="Heading2"/>
+        <w:spacing w:after="80" w:before="160"/>
+      </w:pPr>
+      <w:r>
+        <w:t xml:space="preserve">O'choqning davomiyligi</w:t>
+      </w:r>
+    </w:p>
+    <w:p>
+      <w:pPr>
+        <w:spacing w:after="120"/>
+        <w:jc w:val="both"/>
+      </w:pPr>
+      <w:r>
+        <w:t xml:space="preserve">Epidemik o'choqning davomiyligi — o'choq xavfli hisoblanadigan, ya'ni yangi kasallanish yuzaga kelishi mumkin bo'lgan muddatdir. U kasallikning maksimal yashirin (inkubatsion) davriga asoslanadi: infeksiya manbai bartaraf etilgach (bemor ajratilgach va yakuniy dezinfeksiya o'tkazilgach), o'choqda muloqotda bo'lganlar bir maksimal inkubatsion davr mobaynida kuzatiladi. Agar shu muddat ichida yangi kasallanish yuzaga kelmasa, o'choq so'ngan (bartaraf etilgan) hisoblanadi. Shu bois har bir kasallikning inkubatsion davrini bilish o'choq davomiyligini va kuzatuv muddatini to'g'ri belgilash uchun muhimdir [1]. Masalan, qizamiqda maksimal inkubatsion davr 21 kungacha bo'lgani uchun muloqotda bo'lganlar shu muddat davomida kuzatiladi; ich terlamada esa kuzatuv muddati yanada uzoqroq bo'ladi. Kuzatuv davomida muloqotda bo'lganlarning sog'lig'i nazorat qilinadi, zarurat bo'lganda laboratoriya tekshiruvi va shoshilinch profilaktika o'tkaziladi.</w:t>
+      </w:r>
+    </w:p>
+    <w:p>
+      <w:pPr>
+        <w:pStyle w:val="Heading2"/>
+        <w:spacing w:after="80" w:before="160"/>
+      </w:pPr>
+      <w:r>
+        <w:t xml:space="preserve">Epidemiologik tashxis</w:t>
+      </w:r>
+    </w:p>
+    <w:p>
+      <w:pPr>
+        <w:spacing w:after="120"/>
+        <w:jc w:val="both"/>
+      </w:pPr>
+      <w:r>
+        <w:t xml:space="preserve">Epidemiologik tashxis — epidemik vaziyatning holati, yuzaga kelish sabablari, rivojlanish shart-sharoitlari va kelgusi yo'nalishi to'g'risida epidemiologik tahlil asosida chiqariladigan yaxlit xulosadir. Agar klinik tashxis alohida bemorni aniqlasa, epidemiologik tashxis butun populyatsiya yoki o'choq darajasida "tashxis" qo'yadi. U uch savolga javob beradi: vaziyat qanday (kasallanish darajasi va taqsimoti), nima uchun shunday (sabablar va xavf omillari) va qanday rivojlanadi (bashorat). Epidemiologik tashxis barcha profilaktik va epidemiyaga qarshi qarorlarning asosi bo'lib xizmat qiladi [1]. U retrospektiv (o'tgan davr qonuniyatlari bo'yicha) va operativ (joriy vaziyatni baholash bo'yicha) turlarga bo'linadi, o'choq darajasida ham qo'yiladi. Tashxisning markaziy vazifasi — aynan shu vaziyatda kasallikni tarqatayotgan faol omilni aniqlashdir, chunki unga ta'sir qilish epidemik jarayonni to'xtatadi.</w:t>
+      </w:r>
+    </w:p>
+    <w:p>
+      <w:pPr>
+        <w:pStyle w:val="Heading2"/>
+        <w:spacing w:after="80" w:before="160"/>
+      </w:pPr>
+      <w:r>
+        <w:t xml:space="preserve">Tushunchalarning o'zaro bog'liqligi</w:t>
+      </w:r>
+    </w:p>
+    <w:p>
+      <w:pPr>
+        <w:spacing w:after="120"/>
+        <w:jc w:val="both"/>
+      </w:pPr>
+      <w:r>
+        <w:t xml:space="preserve">Bu tushunchalar yagona mantiqiy zanjirni tashkil etadi: epidemik jarayon — umumiy, populyatsiya darajasidagi hodisa; epidemik o'choq — uning aniq, lokalizatsiyalangan ko'rinishi; o'choq chegarasi va davomiyligi — tadbirlar ko'lami va muddatini belgilovchi amaliy parametrlar; epidemiologik tashxis esa bularning barchasini tahlil qilib, qaror qabul qilishga asos beruvchi xulosadir. Bu tushunchalarni aniq bilish epidemiyaga qarshi ishni ilmiy va tizimli tashkil etishning zaruriy shartidir [1]. Amaliyotda epidemiolog bemor aniqlangach, avval o'choqni va uning chegarasini belgilaydi, so'ng epidemiologik tekshiruv o'tkazib epidemiologik tashxis qo'yadi, keyin o'choq davomiyligi davomida kuzatuv va tadbirlarni amalga oshiradi. Shunday qilib, bu tushunchalar nazariy emas, balki har kungi amaliy ishning asosiy vositalaridir.</w:t>
+      </w:r>
+    </w:p>
+    <w:p>
+      <w:pPr>
+        <w:pStyle w:val="Heading2"/>
+        <w:spacing w:after="80" w:before="160"/>
+      </w:pPr>
+      <w:r>
+        <w:t xml:space="preserve">Xulosa</w:t>
+      </w:r>
+    </w:p>
+    <w:p>
+      <w:pPr>
+        <w:spacing w:after="120"/>
+        <w:jc w:val="both"/>
+      </w:pPr>
+      <w:r>
+        <w:t xml:space="preserve">Epidemik jarayon aholi orasida infeksiyaning uzluksiz tarqalishi bo'lsa, epidemik o'choq uning aniq hududiy ko'rinishidir. O'choqning chegarasi qo'zg'atuvchi tarqalishi mumkin bo'lgan doirani, davomiyligi esa maksimal inkubatsion davr asosida o'choq xavfli hisoblanadigan muddatni belgilaydi. Epidemiologik tashxis esa vaziyatning holati, sabablari va rivojlanishini tahlil asosida umumlashtiradi. Bu tushunchalar o'zaro bog'liq bo'lib, ularni to'g'ri qo'llash o'choqda tadbirlar ko'lami va muddatini, pirovardida esa epidemiyaga qarshi ishning samaradorligini belgilaydi.</w:t>
+      </w:r>
+    </w:p>
+    <w:p>
+      <w:pPr>
+        <w:pStyle w:val="Heading2"/>
+        <w:spacing w:after="80" w:before="220"/>
+      </w:pPr>
+      <w:r>
+        <w:t xml:space="preserve">Foydalanilgan adabiyotlar</w:t>
       </w:r>
     </w:p>
     <w:p>
@@ -66,7 +165,7 @@
         <w:spacing w:after="40"/>
       </w:pPr>
       <w:r>
-        <w:t xml:space="preserve">suv yo'li — ifloslangan ichimlik suvi (ich terlama, vabo uchun xos);</w:t>
+        <w:t xml:space="preserve">Mirtazayev O.M., Zuyeva L.P., Matnazarova G.S. Epidemiologiya. — Toshkent, 2016.</w:t>
       </w:r>
     </w:p>
     <w:p>
@@ -79,223 +178,7 @@
         <w:spacing w:after="40"/>
       </w:pPr>
       <w:r>
-        <w:t xml:space="preserve">oziq-ovqat yo'li — ifloslangan sut, go'sht, sabzavot (salmonellyoz uchun xos);</w:t>
-      </w:r>
-    </w:p>
-    <w:p>
-      <w:pPr>
-        <w:pStyle w:val="ListParagraph"/>
-        <w:numPr>
-          <w:ilvl w:val="0"/>
-          <w:numId w:val="2"/>
-        </w:numPr>
-        <w:spacing w:after="40"/>
-      </w:pPr>
-      <w:r>
-        <w:t xml:space="preserve">maishiy-kontakt yo'li — iflos qo'llar, idish, buyumlar (dizenteriya uchun xos).</w:t>
-      </w:r>
-    </w:p>
-    <w:p>
-      <w:pPr>
-        <w:spacing w:after="120"/>
-        <w:jc w:val="both"/>
-      </w:pPr>
-      <w:r>
-        <w:t xml:space="preserve">Pashsha mexanik tashuvchi sifatida qo'zg'atuvchini najasdan oziq-ovqatga o'tkazadi. Yetakchi yuqish yo'lini aniqlash epidemik nazorat va tadbirlarni to'g'ri yo'naltirish uchun hal qiluvchi ahamiyatga ega [1]. Masalan, agar kasallanish suv yo'li bilan bog'liq bo'lsa, suv manbasini zudlik bilan nazorat qilish birinchi o'ringa chiqadi; oziq-ovqat yo'li bo'lsa, aybdor mahsulotni aniqlash va muomaladan chiqarish zarur bo'ladi. Har bir yo'l o'ziga xos epidemiologik manzaraga ega: suv epidemiyasida ko'p sonli holatlar bir vaqtda, maishiy-kontakt yo'lida esa holatlar asta-sekin, oilalar ichida tarqaladi. Shu farqlarni bilish epidemiologik tashxis qo'yishda muhim.</w:t>
-      </w:r>
-    </w:p>
-    <w:p>
-      <w:pPr>
-        <w:pStyle w:val="Heading2"/>
-        <w:spacing w:after="80" w:before="160"/>
-      </w:pPr>
-      <w:r>
-        <w:t xml:space="preserve">Epidemiologik xususiyatlar</w:t>
-      </w:r>
-    </w:p>
-    <w:p>
-      <w:pPr>
-        <w:spacing w:after="120"/>
-        <w:jc w:val="both"/>
-      </w:pPr>
-      <w:r>
-        <w:t xml:space="preserve">Ichak infeksiyalari issiq iqlimda yozgi-kuzgi mavsumiylikka ega bo'lib, bu qo'zg'atuvchining tashqi muhitda yaxshi saqlanishi va pashsha faolligining ortishi bilan bog'liq. Kasallanish ko'pincha suv va oziq-ovqat yo'li bilan bog'liq o'choqlar ko'rinishida yuzaga keladi; suv yo'li epidemiyalari odatda ko'p sonli, bir vaqtda paydo bo'ladigan holatlar bilan tavsiflanadi. Xavf guruhlariga kichik yoshdagi bolalar, keksalar va sanitariya sharoiti past hududlar aholisi kiradi; bolalarda kasallik ko'pincha og'ir degidratatsiya bilan kechadi. JSST ma'lumotiga ko'ra, xavfsiz suv va sanitariyaning yaxshilanishi aynan shu kasalliklar yukini keskin kamaytirgan asosiy omildir [2]. Diareyali kasalliklar dunyo bo'ylab, ayniqsa kichik yoshdagi bolalar orasida o'lim va kasallanishning muhim sabablaridan biri bo'lib qolmoqda; ularning aksariyati toza suv, sanitariya va gigiyena (WASH) choralari bilan oldini olish mumkin [2]. Shu bois ichak infeksiyalari epidemiologiyasi nafaqat tibbiy, balki ijtimoiy-kommunal muammo sifatida ham qaraladi.</w:t>
-      </w:r>
-    </w:p>
-    <w:p>
-      <w:pPr>
-        <w:pStyle w:val="Heading2"/>
-        <w:spacing w:after="80" w:before="160"/>
-      </w:pPr>
-      <w:r>
-        <w:t xml:space="preserve">Epidemik nazorat</w:t>
-      </w:r>
-    </w:p>
-    <w:p>
-      <w:pPr>
-        <w:spacing w:after="120"/>
-        <w:jc w:val="both"/>
-      </w:pPr>
-      <w:r>
-        <w:t xml:space="preserve">Ichak infeksiyalari bo'yicha epidemik nazorat (surveillance) kasallanishni uzluksiz kuzatish, ro'yxatga olish va tahlil qilishni o'z ichiga oladi. Nazorat tarkibiga kasallanish dinamikasini monitoring qilish, laboratoriya tasdig'i, suv manbalari va oziq-ovqat obyektlarining sanitariya holatini kuzatish hamda dekretlangan kontingentni (oziq-ovqat, suv ta'minoti, bolalar muassasalari xodimlari) tekshirish kiradi [1]. Retrospektiv tahlil mavsumiy va hududiy qonuniyatlarni, operativ tahlil esa kasallanishning kutilmagan ko'tarilishini erta aniqlaydi. Bu nazorat profilaktik tadbirlarni maqsadli rejalashtirishga asos bo'ladi. Epidemik nazoratning muhim qismi — har bir aniqlangan holatni shoshilinch xabarnoma orqali ro'yxatga olish va laboratoriya usulida tasdiqlashdir; bu qo'zg'atuvchi turini, uning manbaini va o'choqlar o'rtasidagi bog'liqlikni aniqlash imkonini beradi. Zamonaviy nazoratda molekulyar usullar (PZR, sekvenlash) shtammlarni taqqoslab, infeksiya uzatilish zanjirini tiklaydi.</w:t>
-      </w:r>
-    </w:p>
-    <w:p>
-      <w:pPr>
-        <w:pStyle w:val="Heading2"/>
-        <w:spacing w:after="80" w:before="160"/>
-      </w:pPr>
-      <w:r>
-        <w:t xml:space="preserve">Epidemiyaga qarshi chora-tadbirlarni rejalashtirish</w:t>
-      </w:r>
-    </w:p>
-    <w:p>
-      <w:pPr>
-        <w:spacing w:after="120"/>
-        <w:jc w:val="both"/>
-      </w:pPr>
-      <w:r>
-        <w:t xml:space="preserve">Fekal-oral kasalliklarda tadbirlarning yetakchi yo'nalishi — yuqish yo'llarini uzish. Rejalashtirishda quyidagi chora-tadbirlar nazarda tutiladi:</w:t>
-      </w:r>
-    </w:p>
-    <w:p>
-      <w:pPr>
-        <w:pStyle w:val="ListParagraph"/>
-        <w:numPr>
-          <w:ilvl w:val="0"/>
-          <w:numId w:val="2"/>
-        </w:numPr>
-        <w:spacing w:after="40"/>
-      </w:pPr>
-      <w:r>
-        <w:t xml:space="preserve">aholini xavfsiz ichimlik suvi bilan ta'minlash va suvni zararsizlantirish (xlorlash);</w:t>
-      </w:r>
-    </w:p>
-    <w:p>
-      <w:pPr>
-        <w:pStyle w:val="ListParagraph"/>
-        <w:numPr>
-          <w:ilvl w:val="0"/>
-          <w:numId w:val="2"/>
-        </w:numPr>
-        <w:spacing w:after="40"/>
-      </w:pPr>
-      <w:r>
-        <w:t xml:space="preserve">kanalizatsiya va chiqindilarni to'g'ri yig'ish hamda zararsizlantirish;</w:t>
-      </w:r>
-    </w:p>
-    <w:p>
-      <w:pPr>
-        <w:pStyle w:val="ListParagraph"/>
-        <w:numPr>
-          <w:ilvl w:val="0"/>
-          <w:numId w:val="2"/>
-        </w:numPr>
-        <w:spacing w:after="40"/>
-      </w:pPr>
-      <w:r>
-        <w:t xml:space="preserve">oziq-ovqat xavfsizligi ustidan nazorat (ishlab chiqarish, saqlash, sotish);</w:t>
-      </w:r>
-    </w:p>
-    <w:p>
-      <w:pPr>
-        <w:pStyle w:val="ListParagraph"/>
-        <w:numPr>
-          <w:ilvl w:val="0"/>
-          <w:numId w:val="2"/>
-        </w:numPr>
-        <w:spacing w:after="40"/>
-      </w:pPr>
-      <w:r>
-        <w:t xml:space="preserve">shaxsiy gigiyenani targ'ib qilish va qo'l yuvish odatini shakllantirish;</w:t>
-      </w:r>
-    </w:p>
-    <w:p>
-      <w:pPr>
-        <w:pStyle w:val="ListParagraph"/>
-        <w:numPr>
-          <w:ilvl w:val="0"/>
-          <w:numId w:val="2"/>
-        </w:numPr>
-        <w:spacing w:after="40"/>
-      </w:pPr>
-      <w:r>
-        <w:t xml:space="preserve">dekretlangan kontingentni muntazam tekshirish va tashuvchilarni aniqlash;</w:t>
-      </w:r>
-    </w:p>
-    <w:p>
-      <w:pPr>
-        <w:pStyle w:val="ListParagraph"/>
-        <w:numPr>
-          <w:ilvl w:val="0"/>
-          <w:numId w:val="2"/>
-        </w:numPr>
-        <w:spacing w:after="40"/>
-      </w:pPr>
-      <w:r>
-        <w:t xml:space="preserve">o'choqda joriy va yakuniy dezinfeksiya, muloqotdagilarni kuzatish.</w:t>
-      </w:r>
-    </w:p>
-    <w:p>
-      <w:pPr>
-        <w:spacing w:after="120"/>
-        <w:jc w:val="both"/>
-      </w:pPr>
-      <w:r>
-        <w:t xml:space="preserve">Maxsus profilaktika sifatida vabo, gepatit A va rotavirusga qarshi vaksinalar mavjud, biroq ko'pchilik ichak infeksiyalarida maxsus profilaktika yetakchi emas va u sanitariya choralarini to'ldiruvchi qo'shimcha vosita hisoblanadi [2]. Epidemik mavsum oldidan profilaktik tadbirlar majmuasi — suv manbalarini tekshirish, bozorlar va umumiy ovqatlanish shoxobchalarida nazoratni kuchaytirish, pashshaga qarshi dezinseksiya va aholi o'rtasida sanitariya-targ'ibot ishlari — oldindan rejalashtiriladi. Tadbirlar epidemiologik tashxis asosida tuziladi va ularning samaradorligi kasallanishning pasayishi orqali baholanadi. Rejalashtirishda sektorlararo hamkorlik (suv ta'minoti, kommunal xizmat, veterinariya) muhim o'rin tutadi, chunki ichak infeksiyalariga qarshi kurash faqat tibbiy sohaning kuchi bilan hal bo'lmaydi.</w:t>
-      </w:r>
-    </w:p>
-    <w:p>
-      <w:pPr>
-        <w:pStyle w:val="Heading2"/>
-        <w:spacing w:after="80" w:before="160"/>
-      </w:pPr>
-      <w:r>
-        <w:t xml:space="preserve">Xulosa</w:t>
-      </w:r>
-    </w:p>
-    <w:p>
-      <w:pPr>
-        <w:spacing w:after="120"/>
-        <w:jc w:val="both"/>
-      </w:pPr>
-      <w:r>
-        <w:t xml:space="preserve">Yuqumli ichak kasalliklari fekal-oral mexanizm orqali suv, oziq-ovqat va maishiy yo'llar bilan yuqadi; O'zbekistonda ularga qarshi kurash SSV ning 122-sonli buyrug'i bilan tartibga solingan [1]. Epidemik nazorat kasallanishni kuzatish, laboratoriya tasdig'i, sanitariya holatini monitoring qilish va dekretlangan kontingentni tekshirishni qamrab oladi. Epidemiyaga qarshi tadbirlarning yetakchi yo'nalishi — xavfsiz suv, sanitariya, oziq-ovqat nazorati va shaxsiy gigiyena orqali yuqish yo'llarini uzishdir. Shu bois ichak infeksiyalari profilaktikasi kompleks, sektorlararo va mavsumga qarab rejalashtirilgan yondashuvni talab qiladi. Vrach-epidemiolog uchun bu guruh kasalliklarining epidemiologik xususiyatlarini, yetakchi yuqish yo'llarini va nazorat usullarini bilish epidemiyaga qarshi ishni to'g'ri tashkil etishning asosidir.</w:t>
-      </w:r>
-    </w:p>
-    <w:p>
-      <w:pPr>
-        <w:pStyle w:val="Heading2"/>
-        <w:spacing w:after="80" w:before="220"/>
-      </w:pPr>
-      <w:r>
-        <w:t xml:space="preserve">Foydalanilgan adabiyotlar</w:t>
-      </w:r>
-    </w:p>
-    <w:p>
-      <w:pPr>
-        <w:pStyle w:val="ListParagraph"/>
-        <w:numPr>
-          <w:ilvl w:val="0"/>
-          <w:numId w:val="3"/>
-        </w:numPr>
-        <w:spacing w:after="40"/>
-      </w:pPr>
-      <w:r>
-        <w:t xml:space="preserve">O'zR Sog'liqni saqlash vazirligining "Respublika aholisi o'rtasida ich terlama, paratif, salmonellyoz va o'tkir ichak kasalliklariga qarshi olib borilayotgan chora-tadbirlarni takomillashtirish to'g'risida"gi 2015-yil 25-martdagi 122-sonli buyrug'i.</w:t>
-      </w:r>
-    </w:p>
-    <w:p>
-      <w:pPr>
-        <w:pStyle w:val="ListParagraph"/>
-        <w:numPr>
-          <w:ilvl w:val="0"/>
-          <w:numId w:val="3"/>
-        </w:numPr>
-        <w:spacing w:after="40"/>
-      </w:pPr>
-      <w:r>
-        <w:t xml:space="preserve">World Health Organization. Diarrhoeal disease (fact sheet); Cholera vaccines: WHO position paper, 2017. URL: https://www.who.int/news-room/fact-sheets/detail/diarrhoeal-disease</w:t>
+        <w:t xml:space="preserve">Centers for Disease Control and Prevention. Principles of Epidemiology in Public Health Practice, 3rd ed. Atlanta: CDC. URL: https://www.cdc.gov/csels/dsepd/ss1978/index.html</w:t>
       </w:r>
     </w:p>
     <w:sectPr>
@@ -504,6 +387,18 @@
       </w:pPr>
     </w:lvl>
   </w:abstractNum>
+  <w:abstractNum w:abstractNumId="90">
+    <w:multiLevelType w:val="hybridMultilevel"/>
+    <w:lvl w:ilvl="0">
+      <w:start w:val="1"/>
+      <w:numFmt w:val="decimal"/>
+      <w:lvlText w:val="%1)"/>
+      <w:lvlJc w:val="left"/>
+      <w:pPr>
+        <w:ind w:left="851" w:hanging="425"/>
+      </w:pPr>
+    </w:lvl>
+  </w:abstractNum>
   <w:num w:numId="1">
     <w:abstractNumId w:val="1"/>
     <w:lvlOverride w:ilvl="0">
@@ -511,12 +406,6 @@
     </w:lvlOverride>
   </w:num>
   <w:num w:numId="2">
-    <w:abstractNumId w:val="2"/>
-    <w:lvlOverride w:ilvl="0">
-      <w:startOverride w:val="1"/>
-    </w:lvlOverride>
-  </w:num>
-  <w:num w:numId="3">
     <w:abstractNumId w:val="4"/>
     <w:lvlOverride w:ilvl="0">
       <w:startOverride w:val="1"/>

--- a/javoblar/042.docx
+++ b/javoblar/042.docx
@@ -5,153 +5,296 @@
     <w:p>
       <w:pPr>
         <w:pStyle w:val="Heading1"/>
-        <w:spacing w:after="200"/>
-      </w:pPr>
-      <w:r>
+        <w:spacing w:after="240"/>
+        <w:jc w:val="center"/>
+      </w:pPr>
+      <w:r>
+        <w:rPr>
+          <w:rFonts w:ascii="Times New Roman" w:cs="Times New Roman" w:eastAsia="Times New Roman" w:hAnsi="Times New Roman"/>
+          <w:b/>
+          <w:bCs/>
+          <w:sz w:val="28"/>
+          <w:szCs w:val="28"/>
+        </w:rPr>
         <w:t xml:space="preserve">42. Epidemik jarayon, epidemik o'choq, uning chegarasi va davomiyligi, epidemiologik tashxis kabi so'zlarning mohiyati</w:t>
       </w:r>
     </w:p>
     <w:p>
       <w:pPr>
-        <w:spacing w:after="120"/>
+        <w:spacing w:after="120" w:line="276"/>
+        <w:ind w:firstLine="567"/>
         <w:jc w:val="both"/>
       </w:pPr>
       <w:r>
+        <w:rPr>
+          <w:rFonts w:ascii="Times New Roman" w:cs="Times New Roman" w:eastAsia="Times New Roman" w:hAnsi="Times New Roman"/>
+          <w:sz w:val="28"/>
+          <w:szCs w:val="28"/>
+        </w:rPr>
         <w:t xml:space="preserve">Epidemiologiya fanining asosiy tushunchalari — epidemik jarayon, epidemik o'choq va epidemiologik tashxis — amaliy epidemiyaga qarshi ishning nazariy poydevorini tashkil etadi. Bu atamalarning mohiyatini aniq tushunish vrach-epidemiolog uchun zarur, chunki ularga asoslangan holda o'choq chegaralari belgilanadi, kuzatuv muddatlari aniqlanadi va tadbirlar rejalashtiriladi. Ushbu tushunchalar o'zaro bog'liq bo'lib, epidemik jarayonni boshqarishning yagona mantiqiy tizimini tashkil qiladi va epidemiologik atamashunoslikning poydevorini yaratadi [1].</w:t>
       </w:r>
     </w:p>
     <w:p>
       <w:pPr>
         <w:pStyle w:val="Heading2"/>
-        <w:spacing w:after="80" w:before="160"/>
-      </w:pPr>
-      <w:r>
+        <w:spacing w:after="100" w:before="200"/>
+      </w:pPr>
+      <w:r>
+        <w:rPr>
+          <w:rFonts w:ascii="Times New Roman" w:cs="Times New Roman" w:eastAsia="Times New Roman" w:hAnsi="Times New Roman"/>
+          <w:b/>
+          <w:bCs/>
+          <w:sz w:val="28"/>
+          <w:szCs w:val="28"/>
+        </w:rPr>
         <w:t xml:space="preserve">Epidemik jarayon</w:t>
       </w:r>
     </w:p>
     <w:p>
       <w:pPr>
-        <w:spacing w:after="120"/>
+        <w:spacing w:after="120" w:line="276"/>
+        <w:ind w:firstLine="567"/>
         <w:jc w:val="both"/>
       </w:pPr>
       <w:r>
+        <w:rPr>
+          <w:rFonts w:ascii="Times New Roman" w:cs="Times New Roman" w:eastAsia="Times New Roman" w:hAnsi="Times New Roman"/>
+          <w:sz w:val="28"/>
+          <w:szCs w:val="28"/>
+        </w:rPr>
         <w:t xml:space="preserve">Epidemik jarayon — aholi orasida yuqumli kasalliklarning uzluksiz paydo bo'lishi va tarqalishi jarayonidir. U uchta zaruriy bo'g'inning — infeksiya manbai, qo'zg'atuvchining yuqish mexanizmi va qabul qiluvchan organizmning birgalikda mavjud bo'lishida yuzaga keladi; bo'g'inlardan biri uzilsa, jarayon to'xtaydi [1]. Epidemik jarayonga ijtimoiy (aholi zichligi, migratsiya, suv ta'minoti, sanitariya holati) va tabiiy (iqlim, mavsumiylik, tashuvchilar) omillar kuchli ta'sir ko'rsatadi. Zamonaviy tushunchada epidemik jarayon dinamik, o'z-o'zini boshqaruvchi tizim sifatida qaraladi, bunda qo'zg'atuvchi populyatsiyasining o'zgaruvchanligi va aholi immun tuzilmasi o'zaro ta'sirda bo'lib, epidemiyalarning davriy ko'tarilishi va pasayishini belgilaydi. Epidemik jarayonning jadalligi turli darajalarda namoyon bo'ladi: sporadik kasallanish (yakka holatlar), epidemiya (odatdagidan yuqori ko'tarilish) va pandemiya (bir necha mamlakat yoki qit'ani qamrab olgan keng tarqalish). Bu darajalarni farqlash epidemik vaziyatni to'g'ri baholash uchun zarur.</w:t>
       </w:r>
     </w:p>
     <w:p>
       <w:pPr>
         <w:pStyle w:val="Heading2"/>
-        <w:spacing w:after="80" w:before="160"/>
-      </w:pPr>
-      <w:r>
+        <w:spacing w:after="100" w:before="200"/>
+      </w:pPr>
+      <w:r>
+        <w:rPr>
+          <w:rFonts w:ascii="Times New Roman" w:cs="Times New Roman" w:eastAsia="Times New Roman" w:hAnsi="Times New Roman"/>
+          <w:b/>
+          <w:bCs/>
+          <w:sz w:val="28"/>
+          <w:szCs w:val="28"/>
+        </w:rPr>
         <w:t xml:space="preserve">Epidemik o'choq</w:t>
       </w:r>
     </w:p>
     <w:p>
       <w:pPr>
-        <w:spacing w:after="120"/>
+        <w:spacing w:after="120" w:line="276"/>
+        <w:ind w:firstLine="567"/>
         <w:jc w:val="both"/>
       </w:pPr>
       <w:r>
+        <w:rPr>
+          <w:rFonts w:ascii="Times New Roman" w:cs="Times New Roman" w:eastAsia="Times New Roman" w:hAnsi="Times New Roman"/>
+          <w:sz w:val="28"/>
+          <w:szCs w:val="28"/>
+        </w:rPr>
         <w:t xml:space="preserve">Epidemik o'choq — infeksiya manbai joylashgan va u atrofga qo'zg'atuvchi tarqatishi mumkin bo'lgan, ya'ni yangi kasallanish yuzaga kelishi ehtimoli bo'lgan hudud yoki joydir. O'choq — epidemik jarayonning amaldagi, lokalizatsiyalangan ko'rinishi bo'lib, aynan epidemiyaga qarshi amaliy ishning asosiy obyekti hisoblanadi. O'choqqa infeksiya manbai (kasal odam yoki qo'zg'atuvchi tashuvchi), u bilan muloqotda bo'lgan shaxslar, zararlanishi mumkin bo'lgan obyektlar (suv, oziq-ovqat, buyumlar) va atrof-muhit kiradi. Har bir o'choq epidemiologik tekshirilib, unda zarur tadbirlar (bemorni ajratish, dezinfeksiya, muloqotdagilarni kuzatish) amalga oshiriladi [1]. O'choqlar ko'lamiga ko'ra yakka (bir bemor) yoki ko'p holatli (bir necha bemor) bo'lishi, kelib chiqishiga ko'ra esa oilaviy, muassasadagi (bog'cha, maktab, shifoxona) yoki hududiy bo'lishi mumkin. O'choqni o'z vaqtida aniqlash va lokalizatsiya qilish — ya'ni uning kengayishiga yo'l qo'ymaslik — epidemiyaga qarshi ishning birlamchi vazifasidir.</w:t>
       </w:r>
     </w:p>
     <w:p>
       <w:pPr>
         <w:pStyle w:val="Heading2"/>
-        <w:spacing w:after="80" w:before="160"/>
-      </w:pPr>
-      <w:r>
+        <w:spacing w:after="100" w:before="200"/>
+      </w:pPr>
+      <w:r>
+        <w:rPr>
+          <w:rFonts w:ascii="Times New Roman" w:cs="Times New Roman" w:eastAsia="Times New Roman" w:hAnsi="Times New Roman"/>
+          <w:b/>
+          <w:bCs/>
+          <w:sz w:val="28"/>
+          <w:szCs w:val="28"/>
+        </w:rPr>
         <w:t xml:space="preserve">O'choqning chegarasi</w:t>
       </w:r>
     </w:p>
     <w:p>
       <w:pPr>
-        <w:spacing w:after="120"/>
+        <w:spacing w:after="120" w:line="276"/>
+        <w:ind w:firstLine="567"/>
         <w:jc w:val="both"/>
       </w:pPr>
       <w:r>
+        <w:rPr>
+          <w:rFonts w:ascii="Times New Roman" w:cs="Times New Roman" w:eastAsia="Times New Roman" w:hAnsi="Times New Roman"/>
+          <w:sz w:val="28"/>
+          <w:szCs w:val="28"/>
+        </w:rPr>
         <w:t xml:space="preserve">Epidemik o'choqning chegarasi — qo'zg'atuvchi tarqalishi va yangi kasallanish yuzaga kelishi mumkin bo'lgan hududning doirasidir. Chegara kasallikning yuqish mexanizmiga bog'liq holda belgilanadi: ichak infeksiyalarida o'choq chegarasi umumiy suv manbai yoki oziq-ovqat bilan bog'langan doirani, havo-tomchi infeksiyalarida bemor bilan bir xonada yoki yaqin muloqotda bo'lganlarni, transmissiv kasalliklarda esa tashuvchi hasharotning tarqalish doirasini qamrab oladi. O'choq chegarasini to'g'ri belgilash muloqotda bo'lganlar doirasini va tadbirlar ko'lamini aniqlash uchun zarur; chegara noto'g'ri belgilansa, ayrim zararlangan shaxslar kuzatuvdan tashqarida qolib, infeksiya yanada tarqalishiga olib keladi, aksincha, chegara haddan tashqari keng belgilansa, resurslar behuda sarflanadi [1]. Shu bois o'choq chegarasini belgilash epidemiologik tekshiruv va to'g'ri epidemiologik tashxisga asoslanadi.</w:t>
       </w:r>
     </w:p>
     <w:p>
       <w:pPr>
         <w:pStyle w:val="Heading2"/>
-        <w:spacing w:after="80" w:before="160"/>
-      </w:pPr>
-      <w:r>
+        <w:spacing w:after="100" w:before="200"/>
+      </w:pPr>
+      <w:r>
+        <w:rPr>
+          <w:rFonts w:ascii="Times New Roman" w:cs="Times New Roman" w:eastAsia="Times New Roman" w:hAnsi="Times New Roman"/>
+          <w:b/>
+          <w:bCs/>
+          <w:sz w:val="28"/>
+          <w:szCs w:val="28"/>
+        </w:rPr>
         <w:t xml:space="preserve">O'choqning davomiyligi</w:t>
       </w:r>
     </w:p>
     <w:p>
       <w:pPr>
-        <w:spacing w:after="120"/>
+        <w:spacing w:after="120" w:line="276"/>
+        <w:ind w:firstLine="567"/>
         <w:jc w:val="both"/>
       </w:pPr>
       <w:r>
+        <w:rPr>
+          <w:rFonts w:ascii="Times New Roman" w:cs="Times New Roman" w:eastAsia="Times New Roman" w:hAnsi="Times New Roman"/>
+          <w:sz w:val="28"/>
+          <w:szCs w:val="28"/>
+        </w:rPr>
         <w:t xml:space="preserve">Epidemik o'choqning davomiyligi — o'choq xavfli hisoblanadigan, ya'ni yangi kasallanish yuzaga kelishi mumkin bo'lgan muddatdir. U kasallikning maksimal yashirin (inkubatsion) davriga asoslanadi: infeksiya manbai bartaraf etilgach (bemor ajratilgach va yakuniy dezinfeksiya o'tkazilgach), o'choqda muloqotda bo'lganlar bir maksimal inkubatsion davr mobaynida kuzatiladi. Agar shu muddat ichida yangi kasallanish yuzaga kelmasa, o'choq so'ngan (bartaraf etilgan) hisoblanadi. Shu bois har bir kasallikning inkubatsion davrini bilish o'choq davomiyligini va kuzatuv muddatini to'g'ri belgilash uchun muhimdir [1]. Masalan, qizamiqda maksimal inkubatsion davr 21 kungacha bo'lgani uchun muloqotda bo'lganlar shu muddat davomida kuzatiladi; ich terlamada esa kuzatuv muddati yanada uzoqroq bo'ladi. Kuzatuv davomida muloqotda bo'lganlarning sog'lig'i nazorat qilinadi, zarurat bo'lganda laboratoriya tekshiruvi va shoshilinch profilaktika o'tkaziladi.</w:t>
       </w:r>
     </w:p>
     <w:p>
       <w:pPr>
         <w:pStyle w:val="Heading2"/>
-        <w:spacing w:after="80" w:before="160"/>
-      </w:pPr>
-      <w:r>
+        <w:spacing w:after="100" w:before="200"/>
+      </w:pPr>
+      <w:r>
+        <w:rPr>
+          <w:rFonts w:ascii="Times New Roman" w:cs="Times New Roman" w:eastAsia="Times New Roman" w:hAnsi="Times New Roman"/>
+          <w:b/>
+          <w:bCs/>
+          <w:sz w:val="28"/>
+          <w:szCs w:val="28"/>
+        </w:rPr>
         <w:t xml:space="preserve">Epidemiologik tashxis</w:t>
       </w:r>
     </w:p>
     <w:p>
       <w:pPr>
-        <w:spacing w:after="120"/>
+        <w:spacing w:after="120" w:line="276"/>
+        <w:ind w:firstLine="567"/>
         <w:jc w:val="both"/>
       </w:pPr>
       <w:r>
+        <w:rPr>
+          <w:rFonts w:ascii="Times New Roman" w:cs="Times New Roman" w:eastAsia="Times New Roman" w:hAnsi="Times New Roman"/>
+          <w:sz w:val="28"/>
+          <w:szCs w:val="28"/>
+        </w:rPr>
         <w:t xml:space="preserve">Epidemiologik tashxis — epidemik vaziyatning holati, yuzaga kelish sabablari, rivojlanish shart-sharoitlari va kelgusi yo'nalishi to'g'risida epidemiologik tahlil asosida chiqariladigan yaxlit xulosadir. Agar klinik tashxis alohida bemorni aniqlasa, epidemiologik tashxis butun populyatsiya yoki o'choq darajasida "tashxis" qo'yadi. U uch savolga javob beradi: vaziyat qanday (kasallanish darajasi va taqsimoti), nima uchun shunday (sabablar va xavf omillari) va qanday rivojlanadi (bashorat). Epidemiologik tashxis barcha profilaktik va epidemiyaga qarshi qarorlarning asosi bo'lib xizmat qiladi [1]. U retrospektiv (o'tgan davr qonuniyatlari bo'yicha) va operativ (joriy vaziyatni baholash bo'yicha) turlarga bo'linadi, o'choq darajasida ham qo'yiladi. Tashxisning markaziy vazifasi — aynan shu vaziyatda kasallikni tarqatayotgan faol omilni aniqlashdir, chunki unga ta'sir qilish epidemik jarayonni to'xtatadi.</w:t>
       </w:r>
     </w:p>
     <w:p>
       <w:pPr>
         <w:pStyle w:val="Heading2"/>
-        <w:spacing w:after="80" w:before="160"/>
-      </w:pPr>
-      <w:r>
+        <w:spacing w:after="100" w:before="200"/>
+      </w:pPr>
+      <w:r>
+        <w:rPr>
+          <w:rFonts w:ascii="Times New Roman" w:cs="Times New Roman" w:eastAsia="Times New Roman" w:hAnsi="Times New Roman"/>
+          <w:b/>
+          <w:bCs/>
+          <w:sz w:val="28"/>
+          <w:szCs w:val="28"/>
+        </w:rPr>
         <w:t xml:space="preserve">Tushunchalarning o'zaro bog'liqligi</w:t>
       </w:r>
     </w:p>
     <w:p>
       <w:pPr>
-        <w:spacing w:after="120"/>
+        <w:spacing w:after="120" w:line="276"/>
+        <w:ind w:firstLine="567"/>
         <w:jc w:val="both"/>
       </w:pPr>
       <w:r>
+        <w:rPr>
+          <w:rFonts w:ascii="Times New Roman" w:cs="Times New Roman" w:eastAsia="Times New Roman" w:hAnsi="Times New Roman"/>
+          <w:sz w:val="28"/>
+          <w:szCs w:val="28"/>
+        </w:rPr>
         <w:t xml:space="preserve">Bu tushunchalar yagona mantiqiy zanjirni tashkil etadi: epidemik jarayon — umumiy, populyatsiya darajasidagi hodisa; epidemik o'choq — uning aniq, lokalizatsiyalangan ko'rinishi; o'choq chegarasi va davomiyligi — tadbirlar ko'lami va muddatini belgilovchi amaliy parametrlar; epidemiologik tashxis esa bularning barchasini tahlil qilib, qaror qabul qilishga asos beruvchi xulosadir. Bu tushunchalarni aniq bilish epidemiyaga qarshi ishni ilmiy va tizimli tashkil etishning zaruriy shartidir [1]. Amaliyotda epidemiolog bemor aniqlangach, avval o'choqni va uning chegarasini belgilaydi, so'ng epidemiologik tekshiruv o'tkazib epidemiologik tashxis qo'yadi, keyin o'choq davomiyligi davomida kuzatuv va tadbirlarni amalga oshiradi. Shunday qilib, bu tushunchalar nazariy emas, balki har kungi amaliy ishning asosiy vositalaridir.</w:t>
       </w:r>
     </w:p>
     <w:p>
       <w:pPr>
         <w:pStyle w:val="Heading2"/>
-        <w:spacing w:after="80" w:before="160"/>
-      </w:pPr>
-      <w:r>
+        <w:spacing w:after="100" w:before="200"/>
+      </w:pPr>
+      <w:r>
+        <w:rPr>
+          <w:rFonts w:ascii="Times New Roman" w:cs="Times New Roman" w:eastAsia="Times New Roman" w:hAnsi="Times New Roman"/>
+          <w:b/>
+          <w:bCs/>
+          <w:sz w:val="28"/>
+          <w:szCs w:val="28"/>
+        </w:rPr>
+        <w:t xml:space="preserve">O'choq chegarasi va davomiyligi: darslik ta'rifi</w:t>
+      </w:r>
+    </w:p>
+    <w:p>
+      <w:pPr>
+        <w:spacing w:after="120" w:line="276"/>
+        <w:ind w:firstLine="567"/>
+        <w:jc w:val="both"/>
+      </w:pPr>
+      <w:r>
+        <w:rPr>
+          <w:rFonts w:ascii="Times New Roman" w:cs="Times New Roman" w:eastAsia="Times New Roman" w:hAnsi="Times New Roman"/>
+          <w:sz w:val="28"/>
+          <w:szCs w:val="28"/>
+        </w:rPr>
+        <w:t xml:space="preserve">Darslikka ko'ra, epidemik o'choq — infeksiya manbaining atrofidagi hudud bo'lib, undan qo'zg'atuvchi manba bilan muloqotda bo'luvchi kishilarga o'tishi mumkin. O'choqni ikki tushuncha ta'riflaydi: chegarasi va mavjud bo'lish davomliligi [1]. Chegaralar muayyan kasallikning yuqish mexanizmi xususiyatlariga va manba bo'lgan muhitning maxsus xususiyatlariga bog'liq; davomlilik infeksiya manbasi mavjud bo'lgan vaqt va kasallikning maksimal yashirin davri bilan belgilanadi [1]. Bemor ketgandan yoki sog'aygandan keyin o'choq maksimal yashirin davr mobaynida ahamiyatini saqlab qoladi, chunki yangi bemorlar paydo bo'lishi mumkin [1]. O'choqda holatlar soni bitta kasallangan bilan cheklanishi yoki avj olish bilan namoyon bo'lishi mumkin; o'choq epidemiologik tekshiruvi shoshilinch o'tkaziladi, chunki epidemiologik tashxis bo'lmasa maqsadli chora ishlab chiqib bo'lmaydi [1].</w:t>
+      </w:r>
+    </w:p>
+    <w:p>
+      <w:pPr>
+        <w:pStyle w:val="Heading2"/>
+        <w:spacing w:after="100" w:before="200"/>
+      </w:pPr>
+      <w:r>
+        <w:rPr>
+          <w:rFonts w:ascii="Times New Roman" w:cs="Times New Roman" w:eastAsia="Times New Roman" w:hAnsi="Times New Roman"/>
+          <w:b/>
+          <w:bCs/>
+          <w:sz w:val="28"/>
+          <w:szCs w:val="28"/>
+        </w:rPr>
         <w:t xml:space="preserve">Xulosa</w:t>
       </w:r>
     </w:p>
     <w:p>
       <w:pPr>
-        <w:spacing w:after="120"/>
+        <w:spacing w:after="120" w:line="276"/>
+        <w:ind w:firstLine="567"/>
         <w:jc w:val="both"/>
       </w:pPr>
       <w:r>
-        <w:t xml:space="preserve">Epidemik jarayon aholi orasida infeksiyaning uzluksiz tarqalishi bo'lsa, epidemik o'choq uning aniq hududiy ko'rinishidir. O'choqning chegarasi qo'zg'atuvchi tarqalishi mumkin bo'lgan doirani, davomiyligi esa maksimal inkubatsion davr asosida o'choq xavfli hisoblanadigan muddatni belgilaydi. Epidemiologik tashxis esa vaziyatning holati, sabablari va rivojlanishini tahlil asosida umumlashtiradi. Bu tushunchalar o'zaro bog'liq bo'lib, ularni to'g'ri qo'llash o'choqda tadbirlar ko'lami va muddatini, pirovardida esa epidemiyaga qarshi ishning samaradorligini belgilaydi.</w:t>
+        <w:rPr>
+          <w:rFonts w:ascii="Times New Roman" w:cs="Times New Roman" w:eastAsia="Times New Roman" w:hAnsi="Times New Roman"/>
+          <w:sz w:val="28"/>
+          <w:szCs w:val="28"/>
+        </w:rPr>
+        <w:t xml:space="preserve">Epidemik jarayon aholi orasida infeksiyaning uzluksiz tarqalishi bo'lsa, epidemik o'choq uning aniq hududiy ko'rinishidir. O'choqning chegarasi qo'zg'atuvchi tarqalishi mumkin bo'lgan doirani, davomiyligi esa maksimal inkubatsion davr asosida o'choq xavfli hisoblanadigan muddatni belgilaydi. Epidemiologik tashxis esa vaziyatning holati, sabablari va rivojlanishini tahlil asosida umumlashtiradi. Bu tushunchalar o'zaro bog'liq bo'lib, ularni to'g'ri qo'llash o'choqda tadbirlar ko'lami va muddatini, pirovardida esa epidemiyaga qarshi ishning samaradorligini belgilaydi. Qonunda yuqumli va parazitar kasalliklar o'choqlarida ajratish, kasalxonaga yotqizish, muloqotda bo'lganlarni tekshirish va yuqish yo'llarini aniqlash choralari belgilangan [2]. Yo'riqnomaga ko'ra, epidemiologik tekshiruv maqsadi tarqalish chegarasini belgilash va majmuaviy choralarni o'tkazishdir [3]. Epidemiologiya tarixida o'choq chegarasini aniqlash Snouning Broad Street quduq atrofidagi holatlarni xaritaga tushirishi bilan bog'liq klassik misolga ega [4]. Xalqaro yondashuvda rezervuar, chiqish va kirish eshiklari hamda yuqish usullarini bilish nazorat choralarini aniqlash uchun asos beradi [5].</w:t>
       </w:r>
     </w:p>
     <w:p>
       <w:pPr>
         <w:pStyle w:val="Heading2"/>
-        <w:spacing w:after="80" w:before="220"/>
-      </w:pPr>
-      <w:r>
+        <w:spacing w:after="100" w:before="280"/>
+      </w:pPr>
+      <w:r>
+        <w:rPr>
+          <w:rFonts w:ascii="Times New Roman" w:cs="Times New Roman" w:eastAsia="Times New Roman" w:hAnsi="Times New Roman"/>
+          <w:b/>
+          <w:bCs/>
+          <w:sz w:val="28"/>
+          <w:szCs w:val="28"/>
+        </w:rPr>
         <w:t xml:space="preserve">Foydalanilgan adabiyotlar</w:t>
       </w:r>
     </w:p>
@@ -162,10 +305,15 @@
           <w:ilvl w:val="0"/>
           <w:numId w:val="2"/>
         </w:numPr>
-        <w:spacing w:after="40"/>
-      </w:pPr>
-      <w:r>
-        <w:t xml:space="preserve">Mirtazayev O.M., Zuyeva L.P., Matnazarova G.S. Epidemiologiya. — Toshkent, 2016.</w:t>
+        <w:spacing w:after="80" w:line="260"/>
+      </w:pPr>
+      <w:r>
+        <w:rPr>
+          <w:rFonts w:ascii="Times New Roman" w:cs="Times New Roman" w:eastAsia="Times New Roman" w:hAnsi="Times New Roman"/>
+          <w:sz w:val="28"/>
+          <w:szCs w:val="28"/>
+        </w:rPr>
+        <w:t xml:space="preserve">Mirtazayev O.M., Zueva L.P., Matnazarova G.S. Epidemiologiya (darslik). Toshkent, 2016. Manba: xayrullokomilov.uz/kutubxona, material № 2356 (matn kirill yozuvida; sahifalar matnda ko'rsatilgan).</w:t>
       </w:r>
     </w:p>
     <w:p>
@@ -175,15 +323,74 @@
           <w:ilvl w:val="0"/>
           <w:numId w:val="2"/>
         </w:numPr>
-        <w:spacing w:after="40"/>
-      </w:pPr>
-      <w:r>
-        <w:t xml:space="preserve">Centers for Disease Control and Prevention. Principles of Epidemiology in Public Health Practice, 3rd ed. Atlanta: CDC. URL: https://www.cdc.gov/csels/dsepd/ss1978/index.html</w:t>
+        <w:spacing w:after="80" w:line="260"/>
+      </w:pPr>
+      <w:r>
+        <w:rPr>
+          <w:rFonts w:ascii="Times New Roman" w:cs="Times New Roman" w:eastAsia="Times New Roman" w:hAnsi="Times New Roman"/>
+          <w:sz w:val="28"/>
+          <w:szCs w:val="28"/>
+        </w:rPr>
+        <w:t xml:space="preserve">O'zbekiston Respublikasining "Aholining sanitariya-epidemiologik osoyishtaligi to'g'risida"gi Qonuni (Qonunchilik palatasi 2015-yil 15-iyulda qabul qilgan, Senat 2015-yil 6-avgustda ma'qullagan), 32-modda. URL: https://lex.uz/docs/2732587. Manba: xayrullokomilov.uz/kutubxona, material № 201 (matn kirill yozuvida; asosiy raqami matnda ko'rsatilmagan — tasdiqlanmagan).</w:t>
+      </w:r>
+    </w:p>
+    <w:p>
+      <w:pPr>
+        <w:pStyle w:val="ListParagraph"/>
+        <w:numPr>
+          <w:ilvl w:val="0"/>
+          <w:numId w:val="2"/>
+        </w:numPr>
+        <w:spacing w:after="80" w:line="260"/>
+      </w:pPr>
+      <w:r>
+        <w:rPr>
+          <w:rFonts w:ascii="Times New Roman" w:cs="Times New Roman" w:eastAsia="Times New Roman" w:hAnsi="Times New Roman"/>
+          <w:sz w:val="28"/>
+          <w:szCs w:val="28"/>
+        </w:rPr>
+        <w:t xml:space="preserve">O'zbekiston Respublikasi Sog'liqni saqlash vazirining 25.03.2015-yildagi buyrug'iga 1-ilova: o'tkir ichak infeksiyalarini oldini olish borasidagi yo'riqnoma, 6-bo'lim. Manba: xayrullokomilov.uz/kutubxona, material № 436 (kutubxonada "Buyruq № 122"; hujjat ichida "125-son" va "122-son" ikkalasi uchraydi — raqam tasdiqlanmagan; matn kirill yozuvida).</w:t>
+      </w:r>
+    </w:p>
+    <w:p>
+      <w:pPr>
+        <w:pStyle w:val="ListParagraph"/>
+        <w:numPr>
+          <w:ilvl w:val="0"/>
+          <w:numId w:val="2"/>
+        </w:numPr>
+        <w:spacing w:after="80" w:line="260"/>
+      </w:pPr>
+      <w:r>
+        <w:rPr>
+          <w:rFonts w:ascii="Times New Roman" w:cs="Times New Roman" w:eastAsia="Times New Roman" w:hAnsi="Times New Roman"/>
+          <w:sz w:val="28"/>
+          <w:szCs w:val="28"/>
+        </w:rPr>
+        <w:t xml:space="preserve">CDC. Principles of Epidemiology in Public Health Practice (SS1978), Lesson 1, Section 2: Historical Evolution of Epidemiology. URL: https://archive.cdc.gov/www_cdc_gov/csels/dsepd/ss1978/lesson1/section2.html (kirilgan sana: 30.10.2026).</w:t>
+      </w:r>
+    </w:p>
+    <w:p>
+      <w:pPr>
+        <w:pStyle w:val="ListParagraph"/>
+        <w:numPr>
+          <w:ilvl w:val="0"/>
+          <w:numId w:val="2"/>
+        </w:numPr>
+        <w:spacing w:after="80" w:line="260"/>
+      </w:pPr>
+      <w:r>
+        <w:rPr>
+          <w:rFonts w:ascii="Times New Roman" w:cs="Times New Roman" w:eastAsia="Times New Roman" w:hAnsi="Times New Roman"/>
+          <w:sz w:val="28"/>
+          <w:szCs w:val="28"/>
+        </w:rPr>
+        <w:t xml:space="preserve">CDC. Principles of Epidemiology in Public Health Practice (SS1978), Lesson 1, Section 10: Chain of Infection. URL: https://archive.cdc.gov/www_cdc_gov/csels/dsepd/ss1978/lesson1/section10.html (kirilgan sana: 30.10.2026).</w:t>
       </w:r>
     </w:p>
     <w:sectPr>
       <w:pgSz w:w="11906" w:h="16838" w:orient="portrait"/>
-      <w:pgMar w:top="1134" w:right="850" w:bottom="1134" w:left="1418" w:header="708" w:footer="708" w:gutter="0"/>
+      <w:pgMar w:top="1134" w:right="850" w:bottom="1134" w:left="1701" w:header="708" w:footer="708" w:gutter="0"/>
       <w:pgNumType/>
       <w:docGrid w:linePitch="360"/>
     </w:sectPr>
@@ -355,48 +562,17 @@
     <w:multiLevelType w:val="hybridMultilevel"/>
     <w:lvl w:ilvl="0" w:tentative="1">
       <w:start w:val="1"/>
-      <w:numFmt w:val="bullet"/>
-      <w:lvlText w:val="•"/>
+      <w:numFmt w:val="decimal"/>
+      <w:lvlText w:val="[%1]"/>
       <w:lvlJc w:val="left"/>
       <w:pPr>
-        <w:ind w:left="576" w:hanging="316"/>
-      </w:pPr>
-    </w:lvl>
-  </w:abstractNum>
-  <w:abstractNum w:abstractNumId="3" w15:restartNumberingAfterBreak="0">
-    <w:multiLevelType w:val="hybridMultilevel"/>
-    <w:lvl w:ilvl="0" w:tentative="1">
-      <w:start w:val="1"/>
-      <w:numFmt w:val="decimal"/>
-      <w:lvlText w:val="%1."/>
-      <w:lvlJc w:val="left"/>
-      <w:pPr>
-        <w:ind w:left="576" w:hanging="316"/>
-      </w:pPr>
-    </w:lvl>
-  </w:abstractNum>
-  <w:abstractNum w:abstractNumId="4" w15:restartNumberingAfterBreak="0">
-    <w:multiLevelType w:val="hybridMultilevel"/>
-    <w:lvl w:ilvl="0" w:tentative="1">
-      <w:start w:val="1"/>
-      <w:numFmt w:val="decimal"/>
-      <w:lvlText w:val="%1."/>
-      <w:lvlJc w:val="left"/>
-      <w:pPr>
-        <w:ind w:left="576" w:hanging="316"/>
-      </w:pPr>
-    </w:lvl>
-  </w:abstractNum>
-  <w:abstractNum w:abstractNumId="90">
-    <w:multiLevelType w:val="hybridMultilevel"/>
-    <w:lvl w:ilvl="0">
-      <w:start w:val="1"/>
-      <w:numFmt w:val="decimal"/>
-      <w:lvlText w:val="%1)"/>
-      <w:lvlJc w:val="left"/>
-      <w:pPr>
-        <w:ind w:left="851" w:hanging="425"/>
-      </w:pPr>
+        <w:ind w:left="720" w:hanging="720"/>
+      </w:pPr>
+      <w:rPr>
+        <w:rFonts w:ascii="Times New Roman" w:cs="Times New Roman" w:eastAsia="Times New Roman" w:hAnsi="Times New Roman"/>
+        <w:sz w:val="28"/>
+        <w:szCs w:val="28"/>
+      </w:rPr>
     </w:lvl>
   </w:abstractNum>
   <w:num w:numId="1">
@@ -406,7 +582,7 @@
     </w:lvlOverride>
   </w:num>
   <w:num w:numId="2">
-    <w:abstractNumId w:val="4"/>
+    <w:abstractNumId w:val="2"/>
     <w:lvlOverride w:ilvl="0">
       <w:startOverride w:val="1"/>
     </w:lvlOverride>
@@ -420,8 +596,8 @@
     <w:rPrDefault>
       <w:rPr>
         <w:rFonts w:ascii="Times New Roman" w:cs="Times New Roman" w:eastAsia="Times New Roman" w:hAnsi="Times New Roman"/>
-        <w:sz w:val="24"/>
-        <w:szCs w:val="24"/>
+        <w:sz w:val="28"/>
+        <w:szCs w:val="28"/>
       </w:rPr>
     </w:rPrDefault>
     <w:pPrDefault/>
@@ -556,7 +732,7 @@
     <w:unhideWhenUsed/>
     <w:pPr>
       <w:spacing w:after="100"/>
-      <w:ind w:left="240"/>
+      <w:ind w:left="280"/>
     </w:pPr>
   </w:style>
   <w:style w:type="paragraph" w:styleId="TOC3">
@@ -568,7 +744,7 @@
     <w:unhideWhenUsed/>
     <w:pPr>
       <w:spacing w:after="100"/>
-      <w:ind w:left="480"/>
+      <w:ind w:left="560"/>
     </w:pPr>
   </w:style>
   <w:style w:type="paragraph" w:styleId="TOC4">
@@ -580,7 +756,7 @@
     <w:unhideWhenUsed/>
     <w:pPr>
       <w:spacing w:after="100"/>
-      <w:ind w:left="720"/>
+      <w:ind w:left="840"/>
     </w:pPr>
   </w:style>
   <w:style w:type="paragraph" w:styleId="TOC5">
@@ -592,7 +768,7 @@
     <w:unhideWhenUsed/>
     <w:pPr>
       <w:spacing w:after="100"/>
-      <w:ind w:left="960"/>
+      <w:ind w:left="1120"/>
     </w:pPr>
   </w:style>
   <w:style w:type="paragraph" w:styleId="TOC6">
@@ -604,7 +780,7 @@
     <w:unhideWhenUsed/>
     <w:pPr>
       <w:spacing w:after="100"/>
-      <w:ind w:left="1200"/>
+      <w:ind w:left="1400"/>
     </w:pPr>
   </w:style>
   <w:style w:type="paragraph" w:styleId="TOC7">
@@ -616,7 +792,7 @@
     <w:unhideWhenUsed/>
     <w:pPr>
       <w:spacing w:after="100"/>
-      <w:ind w:left="1440"/>
+      <w:ind w:left="1680"/>
     </w:pPr>
   </w:style>
   <w:style w:type="paragraph" w:styleId="TOC8">
@@ -628,7 +804,7 @@
     <w:unhideWhenUsed/>
     <w:pPr>
       <w:spacing w:after="100"/>
-      <w:ind w:left="1680"/>
+      <w:ind w:left="1960"/>
     </w:pPr>
   </w:style>
   <w:style w:type="paragraph" w:styleId="TOC9">
@@ -640,7 +816,7 @@
     <w:unhideWhenUsed/>
     <w:pPr>
       <w:spacing w:after="100"/>
-      <w:ind w:left="1920"/>
+      <w:ind w:left="2240"/>
     </w:pPr>
   </w:style>
   <w:style w:type="character" w:styleId="Hyperlink">
@@ -740,15 +916,16 @@
     <w:next w:val="Normal"/>
     <w:qFormat/>
     <w:pPr>
-      <w:spacing w:after="200"/>
-      <w:jc w:val="center"/>
+      <w:spacing w:after="240" w:before="0"/>
+      <w:outlineLvl w:val="0"/>
     </w:pPr>
     <w:rPr>
       <w:rFonts w:ascii="Times New Roman" w:cs="Times New Roman" w:eastAsia="Times New Roman" w:hAnsi="Times New Roman"/>
       <w:b/>
       <w:bCs/>
-      <w:sz w:val="28"/>
-      <w:szCs w:val="28"/>
+      <w:color w:val="000000"/>
+      <w:sz w:val="30"/>
+      <w:szCs w:val="30"/>
     </w:rPr>
   </w:style>
   <w:style w:type="paragraph" w:styleId="Heading2">
@@ -756,12 +933,17 @@
     <w:basedOn w:val="Normal"/>
     <w:next w:val="Normal"/>
     <w:qFormat/>
+    <w:pPr>
+      <w:spacing w:after="100" w:before="200"/>
+      <w:outlineLvl w:val="1"/>
+    </w:pPr>
     <w:rPr>
       <w:rFonts w:ascii="Times New Roman" w:cs="Times New Roman" w:eastAsia="Times New Roman" w:hAnsi="Times New Roman"/>
       <w:b/>
       <w:bCs/>
-      <w:sz w:val="26"/>
-      <w:szCs w:val="26"/>
+      <w:color w:val="000000"/>
+      <w:sz w:val="28"/>
+      <w:szCs w:val="28"/>
     </w:rPr>
   </w:style>
 </w:styles>
